--- a/courts/fourth-circuit/west-virginia/state/supreme-court/petition-for-rehearing/usage/OUTPUT-petition-for-rehearing.docx
+++ b/courts/fourth-circuit/west-virginia/state/supreme-court/petition-for-rehearing/usage/OUTPUT-petition-for-rehearing.docx
@@ -41,9 +41,7 @@
           <w:b/>
           <w:bCs/>
         </w:rPr>
-        <w:t xml:space="preserve">16</w:t>
-        <w:noBreakHyphen/>
-        <w:t xml:space="preserve">0136</w:t>
+        <w:t xml:space="preserve">16-⁠0136</w:t>
       </w:r>
     </w:p>
     <w:p>
@@ -533,9 +531,7 @@
           <w:b/>
           <w:bCs/>
         </w:rPr>
-        <w:t xml:space="preserve">1:13-cv</w:t>
-        <w:noBreakHyphen/>
-        <w:t xml:space="preserve">00004-FPS</w:t>
+        <w:t xml:space="preserve">1:13-cv-⁠00004-FPS</w:t>
       </w:r>
     </w:p>
     <w:p>
@@ -805,9 +801,7 @@
         <w:t xml:space="preserve"> </w:t>
       </w:r>
       <w:r>
-        <w:t xml:space="preserve">304/346</w:t>
-        <w:noBreakHyphen/>
-        <w:t xml:space="preserve">5500</w:t>
+        <w:t xml:space="preserve">304/346-⁠5500</w:t>
       </w:r>
     </w:p>
     <w:p>
@@ -823,9 +817,7 @@
         <w:t xml:space="preserve"> </w:t>
       </w:r>
       <w:r>
-        <w:t xml:space="preserve">304/346</w:t>
-        <w:noBreakHyphen/>
-        <w:t xml:space="preserve">5515</w:t>
+        <w:t xml:space="preserve">304/346-⁠5515</w:t>
       </w:r>
     </w:p>
     <w:p>
@@ -4182,9 +4174,7 @@
         <w:t xml:space="preserve"> </w:t>
       </w:r>
       <w:r>
-        <w:t xml:space="preserve">10</w:t>
-        <w:noBreakHyphen/>
-        <w:t xml:space="preserve">1553,</w:t>
+        <w:t xml:space="preserve">10-⁠1553,</w:t>
       </w:r>
       <w:r>
         <w:t xml:space="preserve"> </w:t>
@@ -5615,11 +5605,7 @@
         <w:t xml:space="preserve"> </w:t>
       </w:r>
       <w:r>
-        <w:t xml:space="preserve">22</w:t>
-        <w:noBreakHyphen/>
-        <w:t xml:space="preserve">6</w:t>
-        <w:noBreakHyphen/>
-        <w:t xml:space="preserve">8(a)⁠(1)</w:t>
+        <w:t xml:space="preserve">22-⁠6-⁠8(a)⁠(1)</w:t>
       </w:r>
       <w:r>
         <w:t xml:space="preserve">   </w:t>
@@ -5665,11 +5651,7 @@
         <w:t xml:space="preserve"> </w:t>
       </w:r>
       <w:r>
-        <w:t xml:space="preserve">22</w:t>
-        <w:noBreakHyphen/>
-        <w:t xml:space="preserve">6</w:t>
-        <w:noBreakHyphen/>
-        <w:t xml:space="preserve">8(a)⁠(4)</w:t>
+        <w:t xml:space="preserve">22-⁠6-⁠8(a)⁠(4)</w:t>
       </w:r>
       <w:r>
         <w:t xml:space="preserve">   </w:t>
@@ -5715,11 +5697,7 @@
         <w:t xml:space="preserve"> </w:t>
       </w:r>
       <w:r>
-        <w:t xml:space="preserve">22</w:t>
-        <w:noBreakHyphen/>
-        <w:t xml:space="preserve">6</w:t>
-        <w:noBreakHyphen/>
-        <w:t xml:space="preserve">8(e)</w:t>
+        <w:t xml:space="preserve">22-⁠6-⁠8(e)</w:t>
       </w:r>
       <w:r>
         <w:t xml:space="preserve">   </w:t>
@@ -6140,19 +6118,7 @@
         <w:pStyle w:val="BodyText"/>
       </w:pPr>
       <w:r>
-        <w:t xml:space="preserve">Section 22</w:t>
-      </w:r>
-      <w:r>
-        <w:noBreakHyphen/>
-      </w:r>
-      <w:r>
-        <w:t xml:space="preserve">6</w:t>
-      </w:r>
-      <w:r>
-        <w:noBreakHyphen/>
-      </w:r>
-      <w:r>
-        <w:t xml:space="preserve">8(e) bases payments on the amount received by the operator “at the wellhead.” In its Opinion, the majority did not explain why it thought this language is ambiguous. Instead, the Court simply said that the words “at the wellhead” are “as ambiguous in the flat-rate statute as they are in a lease.” Opinion at 11.</w:t>
+        <w:t xml:space="preserve">Section 22-⁠6-⁠8(e) bases payments on the amount received by the operator “at the wellhead.” In its Opinion, the majority did not explain why it thought this language is ambiguous. Instead, the Court simply said that the words “at the wellhead” are “as ambiguous in the flat-rate statute as they are in a lease.” Opinion at 11.</w:t>
       </w:r>
     </w:p>
     <w:p>
@@ -6276,19 +6242,7 @@
         <w:t xml:space="preserve"> </w:t>
       </w:r>
       <w:r>
-        <w:t xml:space="preserve">22</w:t>
-      </w:r>
-      <w:r>
-        <w:noBreakHyphen/>
-      </w:r>
-      <w:r>
-        <w:t xml:space="preserve">6</w:t>
-      </w:r>
-      <w:r>
-        <w:noBreakHyphen/>
-      </w:r>
-      <w:r>
-        <w:t xml:space="preserve">8(a)⁠(4). The Legislature’s goal was “to prevent the extraction, production or marketing” under flat-rate leases—with one exception. If the operator under a flat-rate lease agrees to pay the statutory amount to the gas owner, the operator may obtain a permit for a new well. Otherwise, there can be no new wells on flat-rate leases.</w:t>
+        <w:t xml:space="preserve">22-⁠6-⁠8(a)⁠(4). The Legislature’s goal was “to prevent the extraction, production or marketing” under flat-rate leases—with one exception. If the operator under a flat-rate lease agrees to pay the statutory amount to the gas owner, the operator may obtain a permit for a new well. Otherwise, there can be no new wells on flat-rate leases.</w:t>
       </w:r>
     </w:p>
     <w:p>
@@ -6452,19 +6406,7 @@
         <w:t xml:space="preserve"> </w:t>
       </w:r>
       <w:r>
-        <w:t xml:space="preserve">22</w:t>
-      </w:r>
-      <w:r>
-        <w:noBreakHyphen/>
-      </w:r>
-      <w:r>
-        <w:t xml:space="preserve">6</w:t>
-      </w:r>
-      <w:r>
-        <w:noBreakHyphen/>
-      </w:r>
-      <w:r>
-        <w:t xml:space="preserve">8(e).</w:t>
+        <w:t xml:space="preserve">22-⁠6-⁠8(e).</w:t>
       </w:r>
     </w:p>
     <w:p>
@@ -6478,19 +6420,7 @@
         <w:t xml:space="preserve"> </w:t>
       </w:r>
       <w:r>
-        <w:t xml:space="preserve">22</w:t>
-      </w:r>
-      <w:r>
-        <w:noBreakHyphen/>
-      </w:r>
-      <w:r>
-        <w:t xml:space="preserve">6</w:t>
-      </w:r>
-      <w:r>
-        <w:noBreakHyphen/>
-      </w:r>
-      <w:r>
-        <w:t xml:space="preserve">8(a)⁠(1). The statute does not apply to all leases.</w:t>
+        <w:t xml:space="preserve">22-⁠6-⁠8(a)⁠(1). The statute does not apply to all leases.</w:t>
       </w:r>
     </w:p>
     <w:p>
@@ -6504,19 +6434,7 @@
         <w:t xml:space="preserve"> </w:t>
       </w:r>
       <w:r>
-        <w:t xml:space="preserve">22</w:t>
-      </w:r>
-      <w:r>
-        <w:noBreakHyphen/>
-      </w:r>
-      <w:r>
-        <w:t xml:space="preserve">6</w:t>
-      </w:r>
-      <w:r>
-        <w:noBreakHyphen/>
-      </w:r>
-      <w:r>
-        <w:t xml:space="preserve">8(a)⁠(1). Depending on the rates specified in the leases, however, they could be just as “unfair” as flat-rate leases, yet the statute does not apply to such leases because they are not flat-rate.</w:t>
+        <w:t xml:space="preserve">22-⁠6-⁠8(a)⁠(1). Depending on the rates specified in the leases, however, they could be just as “unfair” as flat-rate leases, yet the statute does not apply to such leases because they are not flat-rate.</w:t>
       </w:r>
     </w:p>
     <w:p>
@@ -6733,13 +6651,7 @@
         <w:pStyle w:val="BodyText"/>
       </w:pPr>
       <w:r>
-        <w:t xml:space="preserve">The biggest misconception in the Opinion is the majority’s conclusion that payments at the wellhead are somehow inadequate or unfair and that they are the result of “facile downward manipulation” by operators. Opinion at 15. The “facile downward manipulation” referred to by the Court is the widely recognized netback method of reaching a wellhead price based on a downstream sale, a method in use across the country and approved by dozens of courts, both state and federal. See Respondent’s Brief at 8</w:t>
-      </w:r>
-      <w:r>
-        <w:noBreakHyphen/>
-      </w:r>
-      <w:r>
-        <w:t xml:space="preserve">9. While statutes must be interpreted according to their plain language, and not according to what the Court thinks is fair or unfair, the majority’s conclusion that wellhead payments are inadequate is plainly wrong.</w:t>
+        <w:t xml:space="preserve">The biggest misconception in the Opinion is the majority’s conclusion that payments at the wellhead are somehow inadequate or unfair and that they are the result of “facile downward manipulation” by operators. Opinion at 15. The “facile downward manipulation” referred to by the Court is the widely recognized netback method of reaching a wellhead price based on a downstream sale, a method in use across the country and approved by dozens of courts, both state and federal. See Respondent’s Brief at 8-⁠9. While statutes must be interpreted according to their plain language, and not according to what the Court thinks is fair or unfair, the majority’s conclusion that wellhead payments are inadequate is plainly wrong.</w:t>
       </w:r>
     </w:p>
     <w:p>
@@ -6765,13 +6677,7 @@
         <w:t xml:space="preserve"> </w:t>
       </w:r>
       <w:r>
-        <w:t xml:space="preserve">v. Williams Prod. RMT Co., 179 P.3d 32, 35</w:t>
-      </w:r>
-      <w:r>
-        <w:noBreakHyphen/>
-      </w:r>
-      <w:r>
-        <w:t xml:space="preserve">36 (Colo. App. 2007). Following deregulation, the sales point moved downstream, typically to the interstate pipeline. Appalachian</w:t>
+        <w:t xml:space="preserve">v. Williams Prod. RMT Co., 179 P.3d 32, 35-⁠36 (Colo. App. 2007). Following deregulation, the sales point moved downstream, typically to the interstate pipeline. Appalachian</w:t>
       </w:r>
       <w:r>
         <w:t xml:space="preserve"> </w:t>
@@ -6783,34 +6689,16 @@
         <w:t xml:space="preserve">, 990 A.2d at 1155; Clough</w:t>
       </w:r>
       <w:r>
-        <w:t xml:space="preserve">, 179 P.3d at 35</w:t>
-      </w:r>
-      <w:r>
-        <w:noBreakHyphen/>
-      </w:r>
-      <w:r>
-        <w:t xml:space="preserve">36. As a result, operators received an enhanced price for the gas, but they also incurred significant additional expenses in the process. Clough</w:t>
-      </w:r>
-      <w:r>
-        <w:t xml:space="preserve">, 179 P.3d at 36; Patricia Proctor, J. Kevin West &amp; Gregory P. Neil, Moving Through the Rocky Legal Terrain to Find a “Safe” Royalty Clause or a “New” Market at the Well, 19 Tex. Wesleyan L. Rev. 145, 150</w:t>
-      </w:r>
-      <w:r>
-        <w:noBreakHyphen/>
-      </w:r>
-      <w:r>
-        <w:t xml:space="preserve">51 (2012). To reach a price at the wellhead, which is the location where most leases and the statute require payment, operators deducted post-production expenses from the downstream price. Baker</w:t>
-      </w:r>
-      <w:r>
-        <w:t xml:space="preserve"> </w:t>
-      </w:r>
-      <w:r>
-        <w:t xml:space="preserve">v. Magnum Hunter Prod., Inc., 473 S.W.3d 588, 592</w:t>
-      </w:r>
-      <w:r>
-        <w:noBreakHyphen/>
-      </w:r>
-      <w:r>
-        <w:t xml:space="preserve">93 (Ky. 2015); Kilmer</w:t>
+        <w:t xml:space="preserve">, 179 P.3d at 35-⁠36. As a result, operators received an enhanced price for the gas, but they also incurred significant additional expenses in the process. Clough</w:t>
+      </w:r>
+      <w:r>
+        <w:t xml:space="preserve">, 179 P.3d at 36; Patricia Proctor, J. Kevin West &amp; Gregory P. Neil, Moving Through the Rocky Legal Terrain to Find a “Safe” Royalty Clause or a “New” Market at the Well, 19 Tex. Wesleyan L. Rev. 145, 150-⁠51 (2012). To reach a price at the wellhead, which is the location where most leases and the statute require payment, operators deducted post-production expenses from the downstream price. Baker</w:t>
+      </w:r>
+      <w:r>
+        <w:t xml:space="preserve"> </w:t>
+      </w:r>
+      <w:r>
+        <w:t xml:space="preserve">v. Magnum Hunter Prod., Inc., 473 S.W.3d 588, 592-⁠93 (Ky. 2015); Kilmer</w:t>
       </w:r>
       <w:r>
         <w:t xml:space="preserve">, 990 A.2d at 1149.</w:t>
@@ -6821,25 +6709,7 @@
         <w:pStyle w:val="BodyText"/>
       </w:pPr>
       <w:r>
-        <w:t xml:space="preserve">Both Tawney and the Opinion in this case failed to recognize that post-production deductions do not change the wellhead price that landowners have traditionally been paid; they simply attempt to duplicate it. Williams &amp; Meyers Oil and Gas Law § 645.2 at 614.12(13) to (14); John W. Broomes, Waste Not, Want Not: The Marketable Product Rule Violates Public Policy Against Waste of Natural Resources, 63 U. Kan. L. Rev. 149, 173</w:t>
-      </w:r>
-      <w:r>
-        <w:noBreakHyphen/>
-      </w:r>
-      <w:r>
-        <w:t xml:space="preserve">74 (2014); David E. Pierce, Royalty Jurisprudence: A Tale of Two States, 49 Washburn L.J. 347, 367</w:t>
-      </w:r>
-      <w:r>
-        <w:noBreakHyphen/>
-      </w:r>
-      <w:r>
-        <w:t xml:space="preserve">68 (2010). And, EQT is not asking landowners to become its “business partner,” as the majority erroneously declared. Opinion at 15. Landowners do not share in any business risks. Brian S. Wheeler, Deducting Post-Production Costs When Calculating Royalty: What Does the Lease Provide? 8 Appalachian J.L. 1, 4</w:t>
-      </w:r>
-      <w:r>
-        <w:noBreakHyphen/>
-      </w:r>
-      <w:r>
-        <w:t xml:space="preserve">5 (2008); Gary L. Field, Post-Production Costs: Who Bears the Burden? 78 Mich. B.J. 144, 145 (1999); Scott Lansdown, The Marketable Condition Rule, 44 S. Tex. L. Rev. 667, 670 (2003). Under the netback method, landowners simply receive the same royalty they would have received if the gas had been sold at the wellhead. If for some reason they do not, they have a claim for breach.</w:t>
+        <w:t xml:space="preserve">Both Tawney and the Opinion in this case failed to recognize that post-production deductions do not change the wellhead price that landowners have traditionally been paid; they simply attempt to duplicate it. Williams &amp; Meyers Oil and Gas Law § 645.2 at 614.12(13) to (14); John W. Broomes, Waste Not, Want Not: The Marketable Product Rule Violates Public Policy Against Waste of Natural Resources, 63 U. Kan. L. Rev. 149, 173-⁠74 (2014); David E. Pierce, Royalty Jurisprudence: A Tale of Two States, 49 Washburn L.J. 347, 367-⁠68 (2010). And, EQT is not asking landowners to become its “business partner,” as the majority erroneously declared. Opinion at 15. Landowners do not share in any business risks. Brian S. Wheeler, Deducting Post-Production Costs When Calculating Royalty: What Does the Lease Provide? 8 Appalachian J.L. 1, 4-⁠5 (2008); Gary L. Field, Post-Production Costs: Who Bears the Burden? 78 Mich. B.J. 144, 145 (1999); Scott Lansdown, The Marketable Condition Rule, 44 S. Tex. L. Rev. 667, 670 (2003). Under the netback method, landowners simply receive the same royalty they would have received if the gas had been sold at the wellhead. If for some reason they do not, they have a claim for breach.</w:t>
       </w:r>
     </w:p>
     <w:p>
@@ -7081,13 +6951,7 @@
         <w:t xml:space="preserve"> </w:t>
       </w:r>
       <w:r>
-        <w:t xml:space="preserve">v. Energy Corp. of America, Civ. A. 10</w:t>
-      </w:r>
-      <w:r>
-        <w:noBreakHyphen/>
-      </w:r>
-      <w:r>
-        <w:t xml:space="preserve">1553, 2011 WL 3667289, at *5 (W.D. Pa. June 27, 2011) (recommending dismissal of claim for royalties on volumes of gas unaccounted for before point of sale), report and recommendation adopted, 2011 WL 3667385 (W.D. Pa. Aug. 22, 2011); Dynegy</w:t>
+        <w:t xml:space="preserve">v. Energy Corp. of America, Civ. A. 10-⁠1553, 2011 WL 3667289, at *5 (W.D. Pa. June 27, 2011) (recommending dismissal of claim for royalties on volumes of gas unaccounted for before point of sale), report and recommendation adopted, 2011 WL 3667385 (W.D. Pa. Aug. 22, 2011); Dynegy</w:t>
       </w:r>
       <w:r>
         <w:t xml:space="preserve"> </w:t>
@@ -7099,25 +6963,13 @@
         <w:t xml:space="preserve"> </w:t>
       </w:r>
       <w:r>
-        <w:t xml:space="preserve">Richfield Co. v. Holbein, 672 S.W.2d 507, 515</w:t>
-      </w:r>
-      <w:r>
-        <w:noBreakHyphen/>
-      </w:r>
-      <w:r>
-        <w:t xml:space="preserve">16 (Tex. App. 1984) (holding that no royalty was required for unsold gas because industrywide practice was to deduct fuel gas before computing royalty), writ refused NRE (July 18, 1984); Anderson</w:t>
-      </w:r>
-      <w:r>
-        <w:t xml:space="preserve"> </w:t>
-      </w:r>
-      <w:r>
-        <w:t xml:space="preserve">Living Trust v. Energen Res. Corp., 161 F. Supp. 3d 1055, 1062</w:t>
-      </w:r>
-      <w:r>
-        <w:noBreakHyphen/>
-      </w:r>
-      <w:r>
-        <w:t xml:space="preserve">63 (D.N.M. 2016) (holding that gas used in processing was not “sold” or “marketed” and, therefore, no royalties were owed); ConocoPhillips</w:t>
+        <w:t xml:space="preserve">Richfield Co. v. Holbein, 672 S.W.2d 507, 515-⁠16 (Tex. App. 1984) (holding that no royalty was required for unsold gas because industrywide practice was to deduct fuel gas before computing royalty), writ refused NRE (July 18, 1984); Anderson</w:t>
+      </w:r>
+      <w:r>
+        <w:t xml:space="preserve"> </w:t>
+      </w:r>
+      <w:r>
+        <w:t xml:space="preserve">Living Trust v. Energen Res. Corp., 161 F. Supp. 3d 1055, 1062-⁠63 (D.N.M. 2016) (holding that gas used in processing was not “sold” or “marketed” and, therefore, no royalties were owed); ConocoPhillips</w:t>
       </w:r>
       <w:r>
         <w:t xml:space="preserve"> </w:t>
@@ -7141,13 +6993,7 @@
         <w:t xml:space="preserve"> </w:t>
       </w:r>
       <w:r>
-        <w:t xml:space="preserve">Ranch Co. v. Exxon Corp., 43 F. Supp. 2d 1252, 1256</w:t>
-      </w:r>
-      <w:r>
-        <w:noBreakHyphen/>
-      </w:r>
-      <w:r>
-        <w:t xml:space="preserve">57 (W.D. Okla. 1997) (requiring payment of royalty for gas that was used to operate a treatment plant off the leased premises).</w:t>
+        <w:t xml:space="preserve">Ranch Co. v. Exxon Corp., 43 F. Supp. 2d 1252, 1256-⁠57 (W.D. Okla. 1997) (requiring payment of royalty for gas that was used to operate a treatment plant off the leased premises).</w:t>
       </w:r>
     </w:p>
     <w:p>
@@ -7155,13 +7001,7 @@
         <w:pStyle w:val="BodyText"/>
       </w:pPr>
       <w:r>
-        <w:t xml:space="preserve">In his recommended lease forms, Judge Donley includes a free use clause. Robert T. Donley, The Law of Coal, Oil and Gas in West Virginia and Virginia, Oil and Gas Forms at 319, 323</w:t>
-      </w:r>
-      <w:r>
-        <w:noBreakHyphen/>
-      </w:r>
-      <w:r>
-        <w:t xml:space="preserve">24 (1951). Where there is a free use clause, it is generally held that the gas used for the lessee’s operations is excluded in calculating royalty. 3A Nancy Saint-Paul, Summers Oil &amp; Gas § 33:12 at 160 (2008).</w:t>
+        <w:t xml:space="preserve">In his recommended lease forms, Judge Donley includes a free use clause. Robert T. Donley, The Law of Coal, Oil and Gas in West Virginia and Virginia, Oil and Gas Forms at 319, 323-⁠24 (1951). Where there is a free use clause, it is generally held that the gas used for the lessee’s operations is excluded in calculating royalty. 3A Nancy Saint-Paul, Summers Oil &amp; Gas § 33:12 at 160 (2008).</w:t>
       </w:r>
     </w:p>
     <w:p>
@@ -7169,19 +7009,7 @@
         <w:pStyle w:val="BodyText"/>
       </w:pPr>
       <w:r>
-        <w:t xml:space="preserve">While the opinion in Tawney refers to “volume deductions,” the actual holding in the case does not state how volume should be determined. 219 W. Va. at 269, 633 S.E.2d at 25. Syllabus Point 10 in Tawney only addresses the costs of marketing and transportation, as does the body of the opinion in Tawney. 219 W. Va. at 270</w:t>
-      </w:r>
-      <w:r>
-        <w:noBreakHyphen/>
-      </w:r>
-      <w:r>
-        <w:t xml:space="preserve">74, 633 S.E.2d at 26</w:t>
-      </w:r>
-      <w:r>
-        <w:noBreakHyphen/>
-      </w:r>
-      <w:r>
-        <w:t xml:space="preserve">30.</w:t>
+        <w:t xml:space="preserve">While the opinion in Tawney refers to “volume deductions,” the actual holding in the case does not state how volume should be determined. 219 W. Va. at 269, 633 S.E.2d at 25. Syllabus Point 10 in Tawney only addresses the costs of marketing and transportation, as does the body of the opinion in Tawney. 219 W. Va. at 270-⁠74, 633 S.E.2d at 26-⁠30.</w:t>
       </w:r>
     </w:p>
     <w:p>
@@ -7209,19 +7037,7 @@
         <w:t xml:space="preserve"> </w:t>
       </w:r>
       <w:r>
-        <w:t xml:space="preserve">22</w:t>
-      </w:r>
-      <w:r>
-        <w:noBreakHyphen/>
-      </w:r>
-      <w:r>
-        <w:t xml:space="preserve">6</w:t>
-      </w:r>
-      <w:r>
-        <w:noBreakHyphen/>
-      </w:r>
-      <w:r>
-        <w:t xml:space="preserve">8(e).</w:t>
+        <w:t xml:space="preserve">22-⁠6-⁠8(e).</w:t>
       </w:r>
     </w:p>
     <w:p>
@@ -7797,9 +7613,7 @@
               <w:t xml:space="preserve"> </w:t>
             </w:r>
             <w:r>
-              <w:t xml:space="preserve">304/346</w:t>
-              <w:noBreakHyphen/>
-              <w:t xml:space="preserve">5500</w:t>
+              <w:t xml:space="preserve">304/346-⁠5500</w:t>
             </w:r>
           </w:p>
           <w:p>
@@ -7815,9 +7629,7 @@
               <w:t xml:space="preserve"> </w:t>
             </w:r>
             <w:r>
-              <w:t xml:space="preserve">304/346</w:t>
-              <w:noBreakHyphen/>
-              <w:t xml:space="preserve">5515</w:t>
+              <w:t xml:space="preserve">304/346-⁠5515</w:t>
             </w:r>
           </w:p>
           <w:p>
@@ -8652,9 +8464,7 @@
               <w:t xml:space="preserve"> </w:t>
             </w:r>
             <w:r>
-              <w:t xml:space="preserve">304/346</w:t>
-              <w:noBreakHyphen/>
-              <w:t xml:space="preserve">5500</w:t>
+              <w:t xml:space="preserve">304/346-⁠5500</w:t>
             </w:r>
           </w:p>
           <w:p>
@@ -8670,9 +8480,7 @@
               <w:t xml:space="preserve"> </w:t>
             </w:r>
             <w:r>
-              <w:t xml:space="preserve">304/346</w:t>
-              <w:noBreakHyphen/>
-              <w:t xml:space="preserve">5515</w:t>
+              <w:t xml:space="preserve">304/346-⁠5515</w:t>
             </w:r>
           </w:p>
           <w:p>
@@ -9512,7 +9320,7 @@
     <w:qFormat/>
     <w:pPr>
       <w:keepLines/>
-      <w:spacing w:before="0" w:after="140" w:line="253" w:lineRule="exact"/>
+      <w:spacing w:before="46" w:after="140" w:line="253" w:lineRule="exact"/>
     </w:pPr>
     <w:rPr>
       <w:sz w:val="22"/>
